--- a/docs/pliki/karta-pracy-systemy-operacyjne.docx
+++ b/docs/pliki/karta-pracy-systemy-operacyjne.docx
@@ -341,7 +341,7 @@
           <w:sz w:val="20"/>
           <w:szCs w:val="20"/>
         </w:rPr>
-        <w:t>NrWDziennku</w:t>
+        <w:t>NrWDzienniku</w:t>
       </w:r>
       <w:r>
         <w:rPr>
